--- a/tillsyn/A 18503-2024 tillsynsbegäran.docx
+++ b/tillsyn/A 18503-2024 tillsynsbegäran.docx
@@ -231,7 +231,7 @@
     <w:r>
       <w:tab/>
       <w:tab/>
-      <w:t>2025-03-25</w:t>
+      <w:t>2025-03-26</w:t>
       <w:br/>
       <w:br/>
     </w:r>

--- a/tillsyn/A 18503-2024 tillsynsbegäran.docx
+++ b/tillsyn/A 18503-2024 tillsynsbegäran.docx
@@ -231,7 +231,7 @@
     <w:r>
       <w:tab/>
       <w:tab/>
-      <w:t>2025-03-26</w:t>
+      <w:t>2025-03-27</w:t>
       <w:br/>
       <w:br/>
     </w:r>

--- a/tillsyn/A 18503-2024 tillsynsbegäran.docx
+++ b/tillsyn/A 18503-2024 tillsynsbegäran.docx
@@ -231,7 +231,7 @@
     <w:r>
       <w:tab/>
       <w:tab/>
-      <w:t>2025-03-27</w:t>
+      <w:t>2025-03-28</w:t>
       <w:br/>
       <w:br/>
     </w:r>

--- a/tillsyn/A 18503-2024 tillsynsbegäran.docx
+++ b/tillsyn/A 18503-2024 tillsynsbegäran.docx
@@ -231,7 +231,7 @@
     <w:r>
       <w:tab/>
       <w:tab/>
-      <w:t>2025-04-02</w:t>
+      <w:t>2025-04-03</w:t>
       <w:br/>
       <w:br/>
     </w:r>

--- a/tillsyn/A 18503-2024 tillsynsbegäran.docx
+++ b/tillsyn/A 18503-2024 tillsynsbegäran.docx
@@ -231,7 +231,7 @@
     <w:r>
       <w:tab/>
       <w:tab/>
-      <w:t>2025-04-03</w:t>
+      <w:t>2025-04-05</w:t>
       <w:br/>
       <w:br/>
     </w:r>

--- a/tillsyn/A 18503-2024 tillsynsbegäran.docx
+++ b/tillsyn/A 18503-2024 tillsynsbegäran.docx
@@ -231,7 +231,7 @@
     <w:r>
       <w:tab/>
       <w:tab/>
-      <w:t>2025-04-05</w:t>
+      <w:t>2025-04-06</w:t>
       <w:br/>
       <w:br/>
     </w:r>

--- a/tillsyn/A 18503-2024 tillsynsbegäran.docx
+++ b/tillsyn/A 18503-2024 tillsynsbegäran.docx
@@ -231,7 +231,7 @@
     <w:r>
       <w:tab/>
       <w:tab/>
-      <w:t>2025-04-06</w:t>
+      <w:t>2025-04-07</w:t>
       <w:br/>
       <w:br/>
     </w:r>

--- a/tillsyn/A 18503-2024 tillsynsbegäran.docx
+++ b/tillsyn/A 18503-2024 tillsynsbegäran.docx
@@ -231,7 +231,7 @@
     <w:r>
       <w:tab/>
       <w:tab/>
-      <w:t>2025-04-07</w:t>
+      <w:t>2025-04-08</w:t>
       <w:br/>
       <w:br/>
     </w:r>

--- a/tillsyn/A 18503-2024 tillsynsbegäran.docx
+++ b/tillsyn/A 18503-2024 tillsynsbegäran.docx
@@ -231,7 +231,7 @@
     <w:r>
       <w:tab/>
       <w:tab/>
-      <w:t>2025-04-08</w:t>
+      <w:t>2025-04-09</w:t>
       <w:br/>
       <w:br/>
     </w:r>

--- a/tillsyn/A 18503-2024 tillsynsbegäran.docx
+++ b/tillsyn/A 18503-2024 tillsynsbegäran.docx
@@ -91,6 +91,17 @@
       </w:r>
     </w:p>
     <w:p>
+      <w:r>
+        <w:rPr>
+          <w:b/>
+        </w:rPr>
+        <w:t>Vedskivlav (NT)</w:t>
+      </w:r>
+      <w:r>
+        <w:t xml:space="preserve"> växer på gammal, torr, exponerad, hård kärnved av framförallt tall i naturskogsartade bestånd. Avverkning av tallskog av naturskogskaraktär med spår av återkommande bränder är ett hot. Mängden lämplig ved att växa på för vedskivlav minskar, dels på grund av naturlig nedbrytning men framförallt på grund av att de förstörs i samband med slutavverkningar, gallringar och markberedning. Tall- och blandbarrskogar av naturskogskaraktär med spår av återkommande bränder bör skyddas (SLU Artdatabanken, 2024).</w:t>
+      </w:r>
+    </w:p>
+    <w:p>
       <w:pPr>
         <w:pStyle w:val="Heading1"/>
       </w:pPr>
@@ -231,7 +242,7 @@
     <w:r>
       <w:tab/>
       <w:tab/>
-      <w:t>2025-04-09</w:t>
+      <w:t>2025-04-10</w:t>
       <w:br/>
       <w:br/>
     </w:r>

--- a/tillsyn/A 18503-2024 tillsynsbegäran.docx
+++ b/tillsyn/A 18503-2024 tillsynsbegäran.docx
@@ -242,7 +242,7 @@
     <w:r>
       <w:tab/>
       <w:tab/>
-      <w:t>2025-04-10</w:t>
+      <w:t>2025-04-11</w:t>
       <w:br/>
       <w:br/>
     </w:r>

--- a/tillsyn/A 18503-2024 tillsynsbegäran.docx
+++ b/tillsyn/A 18503-2024 tillsynsbegäran.docx
@@ -242,7 +242,7 @@
     <w:r>
       <w:tab/>
       <w:tab/>
-      <w:t>2025-04-11</w:t>
+      <w:t>2025-04-12</w:t>
       <w:br/>
       <w:br/>
     </w:r>

--- a/tillsyn/A 18503-2024 tillsynsbegäran.docx
+++ b/tillsyn/A 18503-2024 tillsynsbegäran.docx
@@ -242,7 +242,7 @@
     <w:r>
       <w:tab/>
       <w:tab/>
-      <w:t>2025-04-12</w:t>
+      <w:t>2025-04-13</w:t>
       <w:br/>
       <w:br/>
     </w:r>

--- a/tillsyn/A 18503-2024 tillsynsbegäran.docx
+++ b/tillsyn/A 18503-2024 tillsynsbegäran.docx
@@ -242,7 +242,7 @@
     <w:r>
       <w:tab/>
       <w:tab/>
-      <w:t>2025-04-13</w:t>
+      <w:t>2025-04-14</w:t>
       <w:br/>
       <w:br/>
     </w:r>

--- a/tillsyn/A 18503-2024 tillsynsbegäran.docx
+++ b/tillsyn/A 18503-2024 tillsynsbegäran.docx
@@ -242,7 +242,7 @@
     <w:r>
       <w:tab/>
       <w:tab/>
-      <w:t>2025-04-14</w:t>
+      <w:t>2025-04-15</w:t>
       <w:br/>
       <w:br/>
     </w:r>

--- a/tillsyn/A 18503-2024 tillsynsbegäran.docx
+++ b/tillsyn/A 18503-2024 tillsynsbegäran.docx
@@ -242,7 +242,7 @@
     <w:r>
       <w:tab/>
       <w:tab/>
-      <w:t>2025-04-15</w:t>
+      <w:t>2025-04-16</w:t>
       <w:br/>
       <w:br/>
     </w:r>

--- a/tillsyn/A 18503-2024 tillsynsbegäran.docx
+++ b/tillsyn/A 18503-2024 tillsynsbegäran.docx
@@ -242,7 +242,7 @@
     <w:r>
       <w:tab/>
       <w:tab/>
-      <w:t>2025-04-16</w:t>
+      <w:t>2025-04-17</w:t>
       <w:br/>
       <w:br/>
     </w:r>

--- a/tillsyn/A 18503-2024 tillsynsbegäran.docx
+++ b/tillsyn/A 18503-2024 tillsynsbegäran.docx
@@ -242,7 +242,7 @@
     <w:r>
       <w:tab/>
       <w:tab/>
-      <w:t>2025-04-17</w:t>
+      <w:t>2025-04-18</w:t>
       <w:br/>
       <w:br/>
     </w:r>

--- a/tillsyn/A 18503-2024 tillsynsbegäran.docx
+++ b/tillsyn/A 18503-2024 tillsynsbegäran.docx
@@ -242,7 +242,7 @@
     <w:r>
       <w:tab/>
       <w:tab/>
-      <w:t>2025-04-18</w:t>
+      <w:t>2025-04-19</w:t>
       <w:br/>
       <w:br/>
     </w:r>

--- a/tillsyn/A 18503-2024 tillsynsbegäran.docx
+++ b/tillsyn/A 18503-2024 tillsynsbegäran.docx
@@ -242,7 +242,7 @@
     <w:r>
       <w:tab/>
       <w:tab/>
-      <w:t>2025-05-03</w:t>
+      <w:t>2025-05-04</w:t>
       <w:br/>
       <w:br/>
     </w:r>

--- a/tillsyn/A 18503-2024 tillsynsbegäran.docx
+++ b/tillsyn/A 18503-2024 tillsynsbegäran.docx
@@ -242,7 +242,7 @@
     <w:r>
       <w:tab/>
       <w:tab/>
-      <w:t>2025-05-04</w:t>
+      <w:t>2025-05-06</w:t>
       <w:br/>
       <w:br/>
     </w:r>

--- a/tillsyn/A 18503-2024 tillsynsbegäran.docx
+++ b/tillsyn/A 18503-2024 tillsynsbegäran.docx
@@ -242,7 +242,7 @@
     <w:r>
       <w:tab/>
       <w:tab/>
-      <w:t>2025-05-06</w:t>
+      <w:t>2025-05-07</w:t>
       <w:br/>
       <w:br/>
     </w:r>

--- a/tillsyn/A 18503-2024 tillsynsbegäran.docx
+++ b/tillsyn/A 18503-2024 tillsynsbegäran.docx
@@ -242,7 +242,7 @@
     <w:r>
       <w:tab/>
       <w:tab/>
-      <w:t>2025-05-07</w:t>
+      <w:t>2025-05-08</w:t>
       <w:br/>
       <w:br/>
     </w:r>

--- a/tillsyn/A 18503-2024 tillsynsbegäran.docx
+++ b/tillsyn/A 18503-2024 tillsynsbegäran.docx
@@ -242,7 +242,7 @@
     <w:r>
       <w:tab/>
       <w:tab/>
-      <w:t>2025-05-08</w:t>
+      <w:t>2025-05-09</w:t>
       <w:br/>
       <w:br/>
     </w:r>

--- a/tillsyn/A 18503-2024 tillsynsbegäran.docx
+++ b/tillsyn/A 18503-2024 tillsynsbegäran.docx
@@ -242,7 +242,7 @@
     <w:r>
       <w:tab/>
       <w:tab/>
-      <w:t>2025-05-09</w:t>
+      <w:t>2025-05-10</w:t>
       <w:br/>
       <w:br/>
     </w:r>

--- a/tillsyn/A 18503-2024 tillsynsbegäran.docx
+++ b/tillsyn/A 18503-2024 tillsynsbegäran.docx
@@ -242,7 +242,7 @@
     <w:r>
       <w:tab/>
       <w:tab/>
-      <w:t>2025-05-10</w:t>
+      <w:t>2025-05-11</w:t>
       <w:br/>
       <w:br/>
     </w:r>

--- a/tillsyn/A 18503-2024 tillsynsbegäran.docx
+++ b/tillsyn/A 18503-2024 tillsynsbegäran.docx
@@ -242,7 +242,7 @@
     <w:r>
       <w:tab/>
       <w:tab/>
-      <w:t>2025-05-11</w:t>
+      <w:t>2025-05-12</w:t>
       <w:br/>
       <w:br/>
     </w:r>

--- a/tillsyn/A 18503-2024 tillsynsbegäran.docx
+++ b/tillsyn/A 18503-2024 tillsynsbegäran.docx
@@ -242,7 +242,7 @@
     <w:r>
       <w:tab/>
       <w:tab/>
-      <w:t>2025-05-12</w:t>
+      <w:t>2025-05-13</w:t>
       <w:br/>
       <w:br/>
     </w:r>

--- a/tillsyn/A 18503-2024 tillsynsbegäran.docx
+++ b/tillsyn/A 18503-2024 tillsynsbegäran.docx
@@ -242,7 +242,7 @@
     <w:r>
       <w:tab/>
       <w:tab/>
-      <w:t>2025-05-13</w:t>
+      <w:t>2025-05-14</w:t>
       <w:br/>
       <w:br/>
     </w:r>

--- a/tillsyn/A 18503-2024 tillsynsbegäran.docx
+++ b/tillsyn/A 18503-2024 tillsynsbegäran.docx
@@ -242,7 +242,7 @@
     <w:r>
       <w:tab/>
       <w:tab/>
-      <w:t>2025-05-14</w:t>
+      <w:t>2025-05-15</w:t>
       <w:br/>
       <w:br/>
     </w:r>

--- a/tillsyn/A 18503-2024 tillsynsbegäran.docx
+++ b/tillsyn/A 18503-2024 tillsynsbegäran.docx
@@ -242,7 +242,7 @@
     <w:r>
       <w:tab/>
       <w:tab/>
-      <w:t>2025-05-15</w:t>
+      <w:t>2025-05-16</w:t>
       <w:br/>
       <w:br/>
     </w:r>

--- a/tillsyn/A 18503-2024 tillsynsbegäran.docx
+++ b/tillsyn/A 18503-2024 tillsynsbegäran.docx
@@ -242,7 +242,7 @@
     <w:r>
       <w:tab/>
       <w:tab/>
-      <w:t>2025-05-16</w:t>
+      <w:t>2025-05-17</w:t>
       <w:br/>
       <w:br/>
     </w:r>

--- a/tillsyn/A 18503-2024 tillsynsbegäran.docx
+++ b/tillsyn/A 18503-2024 tillsynsbegäran.docx
@@ -242,7 +242,7 @@
     <w:r>
       <w:tab/>
       <w:tab/>
-      <w:t>2025-05-17</w:t>
+      <w:t>2025-05-18</w:t>
       <w:br/>
       <w:br/>
     </w:r>

--- a/tillsyn/A 18503-2024 tillsynsbegäran.docx
+++ b/tillsyn/A 18503-2024 tillsynsbegäran.docx
@@ -242,7 +242,7 @@
     <w:r>
       <w:tab/>
       <w:tab/>
-      <w:t>2025-05-18</w:t>
+      <w:t>2025-05-19</w:t>
       <w:br/>
       <w:br/>
     </w:r>

--- a/tillsyn/A 18503-2024 tillsynsbegäran.docx
+++ b/tillsyn/A 18503-2024 tillsynsbegäran.docx
@@ -242,7 +242,7 @@
     <w:r>
       <w:tab/>
       <w:tab/>
-      <w:t>2025-05-19</w:t>
+      <w:t>2025-05-20</w:t>
       <w:br/>
       <w:br/>
     </w:r>

--- a/tillsyn/A 18503-2024 tillsynsbegäran.docx
+++ b/tillsyn/A 18503-2024 tillsynsbegäran.docx
@@ -242,7 +242,7 @@
     <w:r>
       <w:tab/>
       <w:tab/>
-      <w:t>2025-05-20</w:t>
+      <w:t>2025-05-21</w:t>
       <w:br/>
       <w:br/>
     </w:r>

--- a/tillsyn/A 18503-2024 tillsynsbegäran.docx
+++ b/tillsyn/A 18503-2024 tillsynsbegäran.docx
@@ -242,7 +242,7 @@
     <w:r>
       <w:tab/>
       <w:tab/>
-      <w:t>2025-05-21</w:t>
+      <w:t>2025-05-22</w:t>
       <w:br/>
       <w:br/>
     </w:r>

--- a/tillsyn/A 18503-2024 tillsynsbegäran.docx
+++ b/tillsyn/A 18503-2024 tillsynsbegäran.docx
@@ -242,7 +242,7 @@
     <w:r>
       <w:tab/>
       <w:tab/>
-      <w:t>2025-05-22</w:t>
+      <w:t>2025-05-23</w:t>
       <w:br/>
       <w:br/>
     </w:r>

--- a/tillsyn/A 18503-2024 tillsynsbegäran.docx
+++ b/tillsyn/A 18503-2024 tillsynsbegäran.docx
@@ -242,7 +242,7 @@
     <w:r>
       <w:tab/>
       <w:tab/>
-      <w:t>2025-05-23</w:t>
+      <w:t>2025-05-24</w:t>
       <w:br/>
       <w:br/>
     </w:r>

--- a/tillsyn/A 18503-2024 tillsynsbegäran.docx
+++ b/tillsyn/A 18503-2024 tillsynsbegäran.docx
@@ -242,7 +242,7 @@
     <w:r>
       <w:tab/>
       <w:tab/>
-      <w:t>2025-05-24</w:t>
+      <w:t>2025-05-25</w:t>
       <w:br/>
       <w:br/>
     </w:r>

--- a/tillsyn/A 18503-2024 tillsynsbegäran.docx
+++ b/tillsyn/A 18503-2024 tillsynsbegäran.docx
@@ -242,7 +242,7 @@
     <w:r>
       <w:tab/>
       <w:tab/>
-      <w:t>2025-05-25</w:t>
+      <w:t>2025-05-26</w:t>
       <w:br/>
       <w:br/>
     </w:r>

--- a/tillsyn/A 18503-2024 tillsynsbegäran.docx
+++ b/tillsyn/A 18503-2024 tillsynsbegäran.docx
@@ -242,7 +242,7 @@
     <w:r>
       <w:tab/>
       <w:tab/>
-      <w:t>2025-05-26</w:t>
+      <w:t>2025-05-27</w:t>
       <w:br/>
       <w:br/>
     </w:r>

--- a/tillsyn/A 18503-2024 tillsynsbegäran.docx
+++ b/tillsyn/A 18503-2024 tillsynsbegäran.docx
@@ -242,7 +242,7 @@
     <w:r>
       <w:tab/>
       <w:tab/>
-      <w:t>2025-05-27</w:t>
+      <w:t>2025-05-30</w:t>
       <w:br/>
       <w:br/>
     </w:r>

--- a/tillsyn/A 18503-2024 tillsynsbegäran.docx
+++ b/tillsyn/A 18503-2024 tillsynsbegäran.docx
@@ -242,7 +242,7 @@
     <w:r>
       <w:tab/>
       <w:tab/>
-      <w:t>2025-05-30</w:t>
+      <w:t>2025-06-01</w:t>
       <w:br/>
       <w:br/>
     </w:r>

--- a/tillsyn/A 18503-2024 tillsynsbegäran.docx
+++ b/tillsyn/A 18503-2024 tillsynsbegäran.docx
@@ -242,7 +242,7 @@
     <w:r>
       <w:tab/>
       <w:tab/>
-      <w:t>2025-06-01</w:t>
+      <w:t>2025-06-02</w:t>
       <w:br/>
       <w:br/>
     </w:r>

--- a/tillsyn/A 18503-2024 tillsynsbegäran.docx
+++ b/tillsyn/A 18503-2024 tillsynsbegäran.docx
@@ -242,7 +242,7 @@
     <w:r>
       <w:tab/>
       <w:tab/>
-      <w:t>2025-06-02</w:t>
+      <w:t>2025-06-03</w:t>
       <w:br/>
       <w:br/>
     </w:r>

--- a/tillsyn/A 18503-2024 tillsynsbegäran.docx
+++ b/tillsyn/A 18503-2024 tillsynsbegäran.docx
@@ -242,7 +242,7 @@
     <w:r>
       <w:tab/>
       <w:tab/>
-      <w:t>2025-06-03</w:t>
+      <w:t>2025-06-04</w:t>
       <w:br/>
       <w:br/>
     </w:r>

--- a/tillsyn/A 18503-2024 tillsynsbegäran.docx
+++ b/tillsyn/A 18503-2024 tillsynsbegäran.docx
@@ -242,7 +242,7 @@
     <w:r>
       <w:tab/>
       <w:tab/>
-      <w:t>2025-06-04</w:t>
+      <w:t>2025-06-05</w:t>
       <w:br/>
       <w:br/>
     </w:r>

--- a/tillsyn/A 18503-2024 tillsynsbegäran.docx
+++ b/tillsyn/A 18503-2024 tillsynsbegäran.docx
@@ -242,7 +242,7 @@
     <w:r>
       <w:tab/>
       <w:tab/>
-      <w:t>2025-06-05</w:t>
+      <w:t>2025-06-13</w:t>
       <w:br/>
       <w:br/>
     </w:r>

--- a/tillsyn/A 18503-2024 tillsynsbegäran.docx
+++ b/tillsyn/A 18503-2024 tillsynsbegäran.docx
@@ -242,7 +242,7 @@
     <w:r>
       <w:tab/>
       <w:tab/>
-      <w:t>2025-06-13</w:t>
+      <w:t>2025-06-15</w:t>
       <w:br/>
       <w:br/>
     </w:r>

--- a/tillsyn/A 18503-2024 tillsynsbegäran.docx
+++ b/tillsyn/A 18503-2024 tillsynsbegäran.docx
@@ -242,7 +242,7 @@
     <w:r>
       <w:tab/>
       <w:tab/>
-      <w:t>2025-06-15</w:t>
+      <w:t>2025-06-16</w:t>
       <w:br/>
       <w:br/>
     </w:r>

--- a/tillsyn/A 18503-2024 tillsynsbegäran.docx
+++ b/tillsyn/A 18503-2024 tillsynsbegäran.docx
@@ -242,7 +242,7 @@
     <w:r>
       <w:tab/>
       <w:tab/>
-      <w:t>2025-06-16</w:t>
+      <w:t>2025-06-17</w:t>
       <w:br/>
       <w:br/>
     </w:r>

--- a/tillsyn/A 18503-2024 tillsynsbegäran.docx
+++ b/tillsyn/A 18503-2024 tillsynsbegäran.docx
@@ -242,7 +242,7 @@
     <w:r>
       <w:tab/>
       <w:tab/>
-      <w:t>2025-06-17</w:t>
+      <w:t>2025-06-18</w:t>
       <w:br/>
       <w:br/>
     </w:r>

--- a/tillsyn/A 18503-2024 tillsynsbegäran.docx
+++ b/tillsyn/A 18503-2024 tillsynsbegäran.docx
@@ -242,7 +242,7 @@
     <w:r>
       <w:tab/>
       <w:tab/>
-      <w:t>2025-06-18</w:t>
+      <w:t>2025-06-19</w:t>
       <w:br/>
       <w:br/>
     </w:r>

--- a/tillsyn/A 18503-2024 tillsynsbegäran.docx
+++ b/tillsyn/A 18503-2024 tillsynsbegäran.docx
@@ -242,7 +242,7 @@
     <w:r>
       <w:tab/>
       <w:tab/>
-      <w:t>2025-06-19</w:t>
+      <w:t>2025-06-20</w:t>
       <w:br/>
       <w:br/>
     </w:r>

--- a/tillsyn/A 18503-2024 tillsynsbegäran.docx
+++ b/tillsyn/A 18503-2024 tillsynsbegäran.docx
@@ -242,7 +242,7 @@
     <w:r>
       <w:tab/>
       <w:tab/>
-      <w:t>2025-06-20</w:t>
+      <w:t>2025-06-21</w:t>
       <w:br/>
       <w:br/>
     </w:r>

--- a/tillsyn/A 18503-2024 tillsynsbegäran.docx
+++ b/tillsyn/A 18503-2024 tillsynsbegäran.docx
@@ -242,7 +242,7 @@
     <w:r>
       <w:tab/>
       <w:tab/>
-      <w:t>2025-06-21</w:t>
+      <w:t>2025-06-22</w:t>
       <w:br/>
       <w:br/>
     </w:r>

--- a/tillsyn/A 18503-2024 tillsynsbegäran.docx
+++ b/tillsyn/A 18503-2024 tillsynsbegäran.docx
@@ -242,7 +242,7 @@
     <w:r>
       <w:tab/>
       <w:tab/>
-      <w:t>2025-06-22</w:t>
+      <w:t>2025-06-23</w:t>
       <w:br/>
       <w:br/>
     </w:r>

--- a/tillsyn/A 18503-2024 tillsynsbegäran.docx
+++ b/tillsyn/A 18503-2024 tillsynsbegäran.docx
@@ -242,7 +242,7 @@
     <w:r>
       <w:tab/>
       <w:tab/>
-      <w:t>2025-06-23</w:t>
+      <w:t>2025-06-24</w:t>
       <w:br/>
       <w:br/>
     </w:r>

--- a/tillsyn/A 18503-2024 tillsynsbegäran.docx
+++ b/tillsyn/A 18503-2024 tillsynsbegäran.docx
@@ -242,7 +242,7 @@
     <w:r>
       <w:tab/>
       <w:tab/>
-      <w:t>2025-06-24</w:t>
+      <w:t>2025-06-25</w:t>
       <w:br/>
       <w:br/>
     </w:r>

--- a/tillsyn/A 18503-2024 tillsynsbegäran.docx
+++ b/tillsyn/A 18503-2024 tillsynsbegäran.docx
@@ -242,7 +242,7 @@
     <w:r>
       <w:tab/>
       <w:tab/>
-      <w:t>2025-06-25</w:t>
+      <w:t>2025-06-26</w:t>
       <w:br/>
       <w:br/>
     </w:r>

--- a/tillsyn/A 18503-2024 tillsynsbegäran.docx
+++ b/tillsyn/A 18503-2024 tillsynsbegäran.docx
@@ -242,7 +242,7 @@
     <w:r>
       <w:tab/>
       <w:tab/>
-      <w:t>2025-06-26</w:t>
+      <w:t>2025-06-27</w:t>
       <w:br/>
       <w:br/>
     </w:r>

--- a/tillsyn/A 18503-2024 tillsynsbegäran.docx
+++ b/tillsyn/A 18503-2024 tillsynsbegäran.docx
@@ -242,7 +242,7 @@
     <w:r>
       <w:tab/>
       <w:tab/>
-      <w:t>2025-06-27</w:t>
+      <w:t>2025-06-28</w:t>
       <w:br/>
       <w:br/>
     </w:r>

--- a/tillsyn/A 18503-2024 tillsynsbegäran.docx
+++ b/tillsyn/A 18503-2024 tillsynsbegäran.docx
@@ -242,7 +242,7 @@
     <w:r>
       <w:tab/>
       <w:tab/>
-      <w:t>2025-06-28</w:t>
+      <w:t>2025-06-29</w:t>
       <w:br/>
       <w:br/>
     </w:r>

--- a/tillsyn/A 18503-2024 tillsynsbegäran.docx
+++ b/tillsyn/A 18503-2024 tillsynsbegäran.docx
@@ -242,7 +242,7 @@
     <w:r>
       <w:tab/>
       <w:tab/>
-      <w:t>2025-06-29</w:t>
+      <w:t>2025-06-30</w:t>
       <w:br/>
       <w:br/>
     </w:r>

--- a/tillsyn/A 18503-2024 tillsynsbegäran.docx
+++ b/tillsyn/A 18503-2024 tillsynsbegäran.docx
@@ -242,7 +242,7 @@
     <w:r>
       <w:tab/>
       <w:tab/>
-      <w:t>2025-06-30</w:t>
+      <w:t>2025-07-01</w:t>
       <w:br/>
       <w:br/>
     </w:r>

--- a/tillsyn/A 18503-2024 tillsynsbegäran.docx
+++ b/tillsyn/A 18503-2024 tillsynsbegäran.docx
@@ -242,7 +242,7 @@
     <w:r>
       <w:tab/>
       <w:tab/>
-      <w:t>2025-07-01</w:t>
+      <w:t>2025-07-02</w:t>
       <w:br/>
       <w:br/>
     </w:r>

--- a/tillsyn/A 18503-2024 tillsynsbegäran.docx
+++ b/tillsyn/A 18503-2024 tillsynsbegäran.docx
@@ -242,7 +242,7 @@
     <w:r>
       <w:tab/>
       <w:tab/>
-      <w:t>2025-07-02</w:t>
+      <w:t>2025-07-03</w:t>
       <w:br/>
       <w:br/>
     </w:r>

--- a/tillsyn/A 18503-2024 tillsynsbegäran.docx
+++ b/tillsyn/A 18503-2024 tillsynsbegäran.docx
@@ -242,7 +242,7 @@
     <w:r>
       <w:tab/>
       <w:tab/>
-      <w:t>2025-07-03</w:t>
+      <w:t>2025-07-04</w:t>
       <w:br/>
       <w:br/>
     </w:r>

--- a/tillsyn/A 18503-2024 tillsynsbegäran.docx
+++ b/tillsyn/A 18503-2024 tillsynsbegäran.docx
@@ -242,7 +242,7 @@
     <w:r>
       <w:tab/>
       <w:tab/>
-      <w:t>2025-07-04</w:t>
+      <w:t>2025-07-05</w:t>
       <w:br/>
       <w:br/>
     </w:r>

--- a/tillsyn/A 18503-2024 tillsynsbegäran.docx
+++ b/tillsyn/A 18503-2024 tillsynsbegäran.docx
@@ -242,7 +242,7 @@
     <w:r>
       <w:tab/>
       <w:tab/>
-      <w:t>2025-07-05</w:t>
+      <w:t>2025-07-06</w:t>
       <w:br/>
       <w:br/>
     </w:r>

--- a/tillsyn/A 18503-2024 tillsynsbegäran.docx
+++ b/tillsyn/A 18503-2024 tillsynsbegäran.docx
@@ -242,7 +242,7 @@
     <w:r>
       <w:tab/>
       <w:tab/>
-      <w:t>2025-07-06</w:t>
+      <w:t>2025-07-07</w:t>
       <w:br/>
       <w:br/>
     </w:r>

--- a/tillsyn/A 18503-2024 tillsynsbegäran.docx
+++ b/tillsyn/A 18503-2024 tillsynsbegäran.docx
@@ -242,7 +242,7 @@
     <w:r>
       <w:tab/>
       <w:tab/>
-      <w:t>2025-07-07</w:t>
+      <w:t>2025-07-08</w:t>
       <w:br/>
       <w:br/>
     </w:r>

--- a/tillsyn/A 18503-2024 tillsynsbegäran.docx
+++ b/tillsyn/A 18503-2024 tillsynsbegäran.docx
@@ -242,7 +242,7 @@
     <w:r>
       <w:tab/>
       <w:tab/>
-      <w:t>2025-07-08</w:t>
+      <w:t>2025-07-09</w:t>
       <w:br/>
       <w:br/>
     </w:r>

--- a/tillsyn/A 18503-2024 tillsynsbegäran.docx
+++ b/tillsyn/A 18503-2024 tillsynsbegäran.docx
@@ -242,7 +242,7 @@
     <w:r>
       <w:tab/>
       <w:tab/>
-      <w:t>2025-07-09</w:t>
+      <w:t>2025-07-11</w:t>
       <w:br/>
       <w:br/>
     </w:r>

--- a/tillsyn/A 18503-2024 tillsynsbegäran.docx
+++ b/tillsyn/A 18503-2024 tillsynsbegäran.docx
@@ -242,7 +242,7 @@
     <w:r>
       <w:tab/>
       <w:tab/>
-      <w:t>2025-07-11</w:t>
+      <w:t>2025-07-12</w:t>
       <w:br/>
       <w:br/>
     </w:r>

--- a/tillsyn/A 18503-2024 tillsynsbegäran.docx
+++ b/tillsyn/A 18503-2024 tillsynsbegäran.docx
@@ -242,7 +242,7 @@
     <w:r>
       <w:tab/>
       <w:tab/>
-      <w:t>2025-07-12</w:t>
+      <w:t>2025-07-13</w:t>
       <w:br/>
       <w:br/>
     </w:r>

--- a/tillsyn/A 18503-2024 tillsynsbegäran.docx
+++ b/tillsyn/A 18503-2024 tillsynsbegäran.docx
@@ -242,7 +242,7 @@
     <w:r>
       <w:tab/>
       <w:tab/>
-      <w:t>2025-07-13</w:t>
+      <w:t>2025-07-14</w:t>
       <w:br/>
       <w:br/>
     </w:r>

--- a/tillsyn/A 18503-2024 tillsynsbegäran.docx
+++ b/tillsyn/A 18503-2024 tillsynsbegäran.docx
@@ -242,7 +242,7 @@
     <w:r>
       <w:tab/>
       <w:tab/>
-      <w:t>2025-08-06</w:t>
+      <w:t>2025-08-09</w:t>
       <w:br/>
       <w:br/>
     </w:r>
